--- a/Course-1/Semester-1/Intro-to-Programming/LAB-11/Хід роботи.docx
+++ b/Course-1/Semester-1/Intro-to-Programming/LAB-11/Хід роботи.docx
@@ -652,7 +652,6 @@
           <w:szCs w:val="28"/>
         </w:rPr>
       </w:pPr>
-      <w:proofErr w:type="spellStart"/>
       <w:r>
         <w:rPr>
           <w:b/>
@@ -661,60 +660,16 @@
           <w:szCs w:val="28"/>
           <w:lang w:val="ru-RU"/>
         </w:rPr>
-        <w:t>Створення</w:t>
-      </w:r>
-      <w:proofErr w:type="spellEnd"/>
-      <w:r>
-        <w:rPr>
-          <w:b/>
-          <w:bCs/>
-          <w:sz w:val="28"/>
-          <w:szCs w:val="28"/>
-          <w:lang w:val="ru-RU"/>
-        </w:rPr>
-        <w:t xml:space="preserve"> та </w:t>
-      </w:r>
-      <w:proofErr w:type="spellStart"/>
-      <w:r>
-        <w:rPr>
-          <w:b/>
-          <w:bCs/>
-          <w:sz w:val="28"/>
-          <w:szCs w:val="28"/>
-          <w:lang w:val="ru-RU"/>
-        </w:rPr>
-        <w:t>налаштування</w:t>
-      </w:r>
-      <w:proofErr w:type="spellEnd"/>
-      <w:r>
-        <w:rPr>
-          <w:b/>
-          <w:bCs/>
-          <w:sz w:val="28"/>
-          <w:szCs w:val="28"/>
-          <w:lang w:val="ru-RU"/>
-        </w:rPr>
-        <w:t xml:space="preserve"> про</w:t>
-      </w:r>
-      <w:proofErr w:type="spellStart"/>
-      <w:r>
-        <w:rPr>
-          <w:b/>
-          <w:bCs/>
-          <w:sz w:val="28"/>
-          <w:szCs w:val="28"/>
-        </w:rPr>
-        <w:t>єкту</w:t>
-      </w:r>
-      <w:proofErr w:type="spellEnd"/>
-      <w:r>
-        <w:rPr>
-          <w:b/>
-          <w:bCs/>
-          <w:sz w:val="28"/>
-          <w:szCs w:val="28"/>
-        </w:rPr>
-        <w:t>.</w:t>
+        <w:t>Створення та налаштування про</w:t>
+      </w:r>
+      <w:r>
+        <w:rPr>
+          <w:b/>
+          <w:bCs/>
+          <w:sz w:val="28"/>
+          <w:szCs w:val="28"/>
+        </w:rPr>
+        <w:t>єкту.</w:t>
       </w:r>
     </w:p>
     <w:p>
@@ -744,6 +699,336 @@
     </w:p>
     <w:p>
       <w:pPr>
+        <w:jc w:val="center"/>
+        <w:rPr>
+          <w:b/>
+          <w:bCs/>
+          <w:sz w:val="28"/>
+          <w:szCs w:val="28"/>
+          <w:lang w:val="ru-RU"/>
+        </w:rPr>
+      </w:pPr>
+      <w:r>
+        <w:rPr>
+          <w:b/>
+          <w:bCs/>
+          <w:noProof/>
+          <w:sz w:val="28"/>
+          <w:szCs w:val="28"/>
+          <w:lang w:val="ru-RU"/>
+        </w:rPr>
+        <w:drawing>
+          <wp:inline distT="0" distB="0" distL="0" distR="0" wp14:anchorId="431E849D" wp14:editId="04D265D0">
+            <wp:extent cx="2629267" cy="2086266"/>
+            <wp:effectExtent l="0" t="0" r="0" b="9525"/>
+            <wp:docPr id="1332372643" name="Рисунок 1"/>
+            <wp:cNvGraphicFramePr>
+              <a:graphicFrameLocks xmlns:a="http://schemas.openxmlformats.org/drawingml/2006/main" noChangeAspect="1"/>
+            </wp:cNvGraphicFramePr>
+            <a:graphic xmlns:a="http://schemas.openxmlformats.org/drawingml/2006/main">
+              <a:graphicData uri="http://schemas.openxmlformats.org/drawingml/2006/picture">
+                <pic:pic xmlns:pic="http://schemas.openxmlformats.org/drawingml/2006/picture">
+                  <pic:nvPicPr>
+                    <pic:cNvPr id="1332372643" name=""/>
+                    <pic:cNvPicPr/>
+                  </pic:nvPicPr>
+                  <pic:blipFill>
+                    <a:blip r:embed="rId6"/>
+                    <a:stretch>
+                      <a:fillRect/>
+                    </a:stretch>
+                  </pic:blipFill>
+                  <pic:spPr>
+                    <a:xfrm>
+                      <a:off x="0" y="0"/>
+                      <a:ext cx="2629267" cy="2086266"/>
+                    </a:xfrm>
+                    <a:prstGeom prst="rect">
+                      <a:avLst/>
+                    </a:prstGeom>
+                  </pic:spPr>
+                </pic:pic>
+              </a:graphicData>
+            </a:graphic>
+          </wp:inline>
+        </w:drawing>
+      </w:r>
+    </w:p>
+    <w:p>
+      <w:pPr>
+        <w:jc w:val="center"/>
+        <w:rPr>
+          <w:sz w:val="28"/>
+          <w:szCs w:val="28"/>
+        </w:rPr>
+      </w:pPr>
+      <w:r>
+        <w:rPr>
+          <w:sz w:val="28"/>
+          <w:szCs w:val="28"/>
+        </w:rPr>
+        <w:t>рисунок 1 (створення структури)</w:t>
+      </w:r>
+    </w:p>
+    <w:p>
+      <w:pPr>
+        <w:jc w:val="center"/>
+        <w:rPr>
+          <w:sz w:val="28"/>
+          <w:szCs w:val="28"/>
+        </w:rPr>
+      </w:pPr>
+      <w:r>
+        <w:rPr>
+          <w:noProof/>
+          <w:sz w:val="28"/>
+          <w:szCs w:val="28"/>
+        </w:rPr>
+        <w:drawing>
+          <wp:inline distT="0" distB="0" distL="0" distR="0" wp14:anchorId="249C8A65" wp14:editId="12CF1587">
+            <wp:extent cx="2946715" cy="4143375"/>
+            <wp:effectExtent l="0" t="0" r="6350" b="0"/>
+            <wp:docPr id="1003856248" name="Рисунок 1"/>
+            <wp:cNvGraphicFramePr>
+              <a:graphicFrameLocks xmlns:a="http://schemas.openxmlformats.org/drawingml/2006/main" noChangeAspect="1"/>
+            </wp:cNvGraphicFramePr>
+            <a:graphic xmlns:a="http://schemas.openxmlformats.org/drawingml/2006/main">
+              <a:graphicData uri="http://schemas.openxmlformats.org/drawingml/2006/picture">
+                <pic:pic xmlns:pic="http://schemas.openxmlformats.org/drawingml/2006/picture">
+                  <pic:nvPicPr>
+                    <pic:cNvPr id="1003856248" name=""/>
+                    <pic:cNvPicPr/>
+                  </pic:nvPicPr>
+                  <pic:blipFill>
+                    <a:blip r:embed="rId7"/>
+                    <a:stretch>
+                      <a:fillRect/>
+                    </a:stretch>
+                  </pic:blipFill>
+                  <pic:spPr>
+                    <a:xfrm>
+                      <a:off x="0" y="0"/>
+                      <a:ext cx="2950301" cy="4148418"/>
+                    </a:xfrm>
+                    <a:prstGeom prst="rect">
+                      <a:avLst/>
+                    </a:prstGeom>
+                  </pic:spPr>
+                </pic:pic>
+              </a:graphicData>
+            </a:graphic>
+          </wp:inline>
+        </w:drawing>
+      </w:r>
+    </w:p>
+    <w:p>
+      <w:pPr>
+        <w:jc w:val="center"/>
+        <w:rPr>
+          <w:sz w:val="28"/>
+          <w:szCs w:val="28"/>
+        </w:rPr>
+      </w:pPr>
+      <w:r>
+        <w:rPr>
+          <w:sz w:val="28"/>
+          <w:szCs w:val="28"/>
+        </w:rPr>
+        <w:t>рисунок 2 (отримання данних та сортування за віком)</w:t>
+      </w:r>
+    </w:p>
+    <w:p>
+      <w:pPr>
+        <w:jc w:val="center"/>
+        <w:rPr>
+          <w:b/>
+          <w:bCs/>
+          <w:sz w:val="28"/>
+          <w:szCs w:val="28"/>
+        </w:rPr>
+      </w:pPr>
+    </w:p>
+    <w:p>
+      <w:pPr>
+        <w:jc w:val="center"/>
+        <w:rPr>
+          <w:b/>
+          <w:bCs/>
+          <w:sz w:val="28"/>
+          <w:szCs w:val="28"/>
+        </w:rPr>
+      </w:pPr>
+      <w:r>
+        <w:rPr>
+          <w:b/>
+          <w:bCs/>
+          <w:noProof/>
+          <w:sz w:val="28"/>
+          <w:szCs w:val="28"/>
+        </w:rPr>
+        <w:lastRenderedPageBreak/>
+        <w:drawing>
+          <wp:inline distT="0" distB="0" distL="0" distR="0" wp14:anchorId="49E94541" wp14:editId="235D1C71">
+            <wp:extent cx="6120765" cy="2472055"/>
+            <wp:effectExtent l="0" t="0" r="0" b="4445"/>
+            <wp:docPr id="1685067335" name="Рисунок 1"/>
+            <wp:cNvGraphicFramePr>
+              <a:graphicFrameLocks xmlns:a="http://schemas.openxmlformats.org/drawingml/2006/main" noChangeAspect="1"/>
+            </wp:cNvGraphicFramePr>
+            <a:graphic xmlns:a="http://schemas.openxmlformats.org/drawingml/2006/main">
+              <a:graphicData uri="http://schemas.openxmlformats.org/drawingml/2006/picture">
+                <pic:pic xmlns:pic="http://schemas.openxmlformats.org/drawingml/2006/picture">
+                  <pic:nvPicPr>
+                    <pic:cNvPr id="1685067335" name=""/>
+                    <pic:cNvPicPr/>
+                  </pic:nvPicPr>
+                  <pic:blipFill>
+                    <a:blip r:embed="rId8"/>
+                    <a:stretch>
+                      <a:fillRect/>
+                    </a:stretch>
+                  </pic:blipFill>
+                  <pic:spPr>
+                    <a:xfrm>
+                      <a:off x="0" y="0"/>
+                      <a:ext cx="6120765" cy="2472055"/>
+                    </a:xfrm>
+                    <a:prstGeom prst="rect">
+                      <a:avLst/>
+                    </a:prstGeom>
+                  </pic:spPr>
+                </pic:pic>
+              </a:graphicData>
+            </a:graphic>
+          </wp:inline>
+        </w:drawing>
+      </w:r>
+    </w:p>
+    <w:p>
+      <w:pPr>
+        <w:jc w:val="center"/>
+        <w:rPr>
+          <w:sz w:val="28"/>
+          <w:szCs w:val="28"/>
+        </w:rPr>
+      </w:pPr>
+      <w:r>
+        <w:rPr>
+          <w:sz w:val="28"/>
+          <w:szCs w:val="28"/>
+        </w:rPr>
+        <w:t>рисунок 3 (виведення оновлених даних)</w:t>
+      </w:r>
+    </w:p>
+    <w:p>
+      <w:pPr>
+        <w:jc w:val="center"/>
+        <w:rPr>
+          <w:b/>
+          <w:bCs/>
+          <w:sz w:val="28"/>
+          <w:szCs w:val="28"/>
+          <w:lang w:val="en-US"/>
+        </w:rPr>
+      </w:pPr>
+      <w:r>
+        <w:rPr>
+          <w:b/>
+          <w:bCs/>
+          <w:noProof/>
+          <w:sz w:val="28"/>
+          <w:szCs w:val="28"/>
+        </w:rPr>
+        <w:drawing>
+          <wp:inline distT="0" distB="0" distL="0" distR="0" wp14:anchorId="09911A5B" wp14:editId="519FE3FE">
+            <wp:extent cx="6120765" cy="1736725"/>
+            <wp:effectExtent l="0" t="0" r="0" b="0"/>
+            <wp:docPr id="361499242" name="Рисунок 1"/>
+            <wp:cNvGraphicFramePr>
+              <a:graphicFrameLocks xmlns:a="http://schemas.openxmlformats.org/drawingml/2006/main" noChangeAspect="1"/>
+            </wp:cNvGraphicFramePr>
+            <a:graphic xmlns:a="http://schemas.openxmlformats.org/drawingml/2006/main">
+              <a:graphicData uri="http://schemas.openxmlformats.org/drawingml/2006/picture">
+                <pic:pic xmlns:pic="http://schemas.openxmlformats.org/drawingml/2006/picture">
+                  <pic:nvPicPr>
+                    <pic:cNvPr id="361499242" name=""/>
+                    <pic:cNvPicPr/>
+                  </pic:nvPicPr>
+                  <pic:blipFill>
+                    <a:blip r:embed="rId9"/>
+                    <a:stretch>
+                      <a:fillRect/>
+                    </a:stretch>
+                  </pic:blipFill>
+                  <pic:spPr>
+                    <a:xfrm>
+                      <a:off x="0" y="0"/>
+                      <a:ext cx="6120765" cy="1736725"/>
+                    </a:xfrm>
+                    <a:prstGeom prst="rect">
+                      <a:avLst/>
+                    </a:prstGeom>
+                  </pic:spPr>
+                </pic:pic>
+              </a:graphicData>
+            </a:graphic>
+          </wp:inline>
+        </w:drawing>
+      </w:r>
+    </w:p>
+    <w:p>
+      <w:pPr>
+        <w:jc w:val="center"/>
+        <w:rPr>
+          <w:sz w:val="28"/>
+          <w:szCs w:val="28"/>
+          <w:lang w:val="ru-RU"/>
+        </w:rPr>
+      </w:pPr>
+      <w:r>
+        <w:rPr>
+          <w:sz w:val="28"/>
+          <w:szCs w:val="28"/>
+          <w:lang w:val="ru-RU"/>
+        </w:rPr>
+        <w:t xml:space="preserve">рисунок </w:t>
+      </w:r>
+      <w:r>
+        <w:rPr>
+          <w:sz w:val="28"/>
+          <w:szCs w:val="28"/>
+          <w:lang w:val="ru-RU"/>
+        </w:rPr>
+        <w:t>4 (термінал)</w:t>
+      </w:r>
+    </w:p>
+    <w:p>
+      <w:pPr>
+        <w:pStyle w:val="a9"/>
+        <w:numPr>
+          <w:ilvl w:val="0"/>
+          <w:numId w:val="1"/>
+        </w:numPr>
+        <w:jc w:val="center"/>
+        <w:rPr>
+          <w:b/>
+          <w:bCs/>
+          <w:sz w:val="28"/>
+          <w:szCs w:val="28"/>
+        </w:rPr>
+      </w:pPr>
+      <w:r>
+        <w:rPr>
+          <w:b/>
+          <w:bCs/>
+          <w:sz w:val="28"/>
+          <w:szCs w:val="28"/>
+        </w:rPr>
+        <w:t>Працюю над другим завданням</w:t>
+      </w:r>
+    </w:p>
+    <w:p>
+      <w:pPr>
         <w:ind w:left="360"/>
         <w:jc w:val="center"/>
         <w:rPr>
@@ -752,6 +1037,49 @@
           <w:lang w:val="ru-RU"/>
         </w:rPr>
       </w:pPr>
+      <w:r>
+        <w:rPr>
+          <w:noProof/>
+          <w:sz w:val="28"/>
+          <w:szCs w:val="28"/>
+          <w:lang w:val="en-US"/>
+        </w:rPr>
+        <w:drawing>
+          <wp:inline distT="0" distB="0" distL="0" distR="0" wp14:anchorId="26162A39" wp14:editId="6883EF04">
+            <wp:extent cx="4248150" cy="3686911"/>
+            <wp:effectExtent l="0" t="0" r="0" b="8890"/>
+            <wp:docPr id="2135688051" name="Рисунок 1"/>
+            <wp:cNvGraphicFramePr>
+              <a:graphicFrameLocks xmlns:a="http://schemas.openxmlformats.org/drawingml/2006/main" noChangeAspect="1"/>
+            </wp:cNvGraphicFramePr>
+            <a:graphic xmlns:a="http://schemas.openxmlformats.org/drawingml/2006/main">
+              <a:graphicData uri="http://schemas.openxmlformats.org/drawingml/2006/picture">
+                <pic:pic xmlns:pic="http://schemas.openxmlformats.org/drawingml/2006/picture">
+                  <pic:nvPicPr>
+                    <pic:cNvPr id="2135688051" name=""/>
+                    <pic:cNvPicPr/>
+                  </pic:nvPicPr>
+                  <pic:blipFill>
+                    <a:blip r:embed="rId10"/>
+                    <a:stretch>
+                      <a:fillRect/>
+                    </a:stretch>
+                  </pic:blipFill>
+                  <pic:spPr>
+                    <a:xfrm>
+                      <a:off x="0" y="0"/>
+                      <a:ext cx="4249976" cy="3688496"/>
+                    </a:xfrm>
+                    <a:prstGeom prst="rect">
+                      <a:avLst/>
+                    </a:prstGeom>
+                  </pic:spPr>
+                </pic:pic>
+              </a:graphicData>
+            </a:graphic>
+          </wp:inline>
+        </w:drawing>
+      </w:r>
     </w:p>
     <w:p>
       <w:pPr>
@@ -765,11 +1093,245 @@
       </w:pPr>
       <w:r>
         <w:rPr>
-          <w:b/>
-          <w:bCs/>
-          <w:sz w:val="28"/>
-          <w:szCs w:val="28"/>
-        </w:rPr>
+          <w:sz w:val="28"/>
+          <w:szCs w:val="28"/>
+          <w:lang w:val="ru-RU"/>
+        </w:rPr>
+        <w:t>рисунок 1 (створення структури)</w:t>
+      </w:r>
+    </w:p>
+    <w:p>
+      <w:pPr>
+        <w:ind w:left="360"/>
+        <w:jc w:val="center"/>
+        <w:rPr>
+          <w:sz w:val="28"/>
+          <w:szCs w:val="28"/>
+          <w:lang w:val="ru-RU"/>
+        </w:rPr>
+      </w:pPr>
+      <w:r>
+        <w:rPr>
+          <w:noProof/>
+          <w:sz w:val="28"/>
+          <w:szCs w:val="28"/>
+          <w:lang w:val="ru-RU"/>
+        </w:rPr>
+        <w:lastRenderedPageBreak/>
+        <w:drawing>
+          <wp:inline distT="0" distB="0" distL="0" distR="0" wp14:anchorId="3E4090C0" wp14:editId="2F0F8258">
+            <wp:extent cx="5953125" cy="1494612"/>
+            <wp:effectExtent l="0" t="0" r="0" b="0"/>
+            <wp:docPr id="1640619327" name="Рисунок 1"/>
+            <wp:cNvGraphicFramePr>
+              <a:graphicFrameLocks xmlns:a="http://schemas.openxmlformats.org/drawingml/2006/main" noChangeAspect="1"/>
+            </wp:cNvGraphicFramePr>
+            <a:graphic xmlns:a="http://schemas.openxmlformats.org/drawingml/2006/main">
+              <a:graphicData uri="http://schemas.openxmlformats.org/drawingml/2006/picture">
+                <pic:pic xmlns:pic="http://schemas.openxmlformats.org/drawingml/2006/picture">
+                  <pic:nvPicPr>
+                    <pic:cNvPr id="1640619327" name=""/>
+                    <pic:cNvPicPr/>
+                  </pic:nvPicPr>
+                  <pic:blipFill>
+                    <a:blip r:embed="rId11"/>
+                    <a:stretch>
+                      <a:fillRect/>
+                    </a:stretch>
+                  </pic:blipFill>
+                  <pic:spPr>
+                    <a:xfrm>
+                      <a:off x="0" y="0"/>
+                      <a:ext cx="5957958" cy="1495825"/>
+                    </a:xfrm>
+                    <a:prstGeom prst="rect">
+                      <a:avLst/>
+                    </a:prstGeom>
+                  </pic:spPr>
+                </pic:pic>
+              </a:graphicData>
+            </a:graphic>
+          </wp:inline>
+        </w:drawing>
+      </w:r>
+    </w:p>
+    <w:p>
+      <w:pPr>
+        <w:ind w:left="360"/>
+        <w:jc w:val="center"/>
+        <w:rPr>
+          <w:sz w:val="28"/>
+          <w:szCs w:val="28"/>
+          <w:lang w:val="ru-RU"/>
+        </w:rPr>
+      </w:pPr>
+      <w:r>
+        <w:rPr>
+          <w:sz w:val="28"/>
+          <w:szCs w:val="28"/>
+          <w:lang w:val="ru-RU"/>
+        </w:rPr>
+        <w:t>рисунок 2 (створення масиву та заповнення його значеннями(</w:t>
+      </w:r>
+    </w:p>
+    <w:p>
+      <w:pPr>
+        <w:ind w:left="360"/>
+        <w:jc w:val="center"/>
+        <w:rPr>
+          <w:sz w:val="28"/>
+          <w:szCs w:val="28"/>
+          <w:lang w:val="ru-RU"/>
+        </w:rPr>
+      </w:pPr>
+      <w:r>
+        <w:rPr>
+          <w:noProof/>
+          <w:sz w:val="28"/>
+          <w:szCs w:val="28"/>
+          <w:lang w:val="ru-RU"/>
+        </w:rPr>
+        <w:drawing>
+          <wp:inline distT="0" distB="0" distL="0" distR="0" wp14:anchorId="4082C0AD" wp14:editId="5E6B73F7">
+            <wp:extent cx="5391150" cy="2989972"/>
+            <wp:effectExtent l="0" t="0" r="0" b="1270"/>
+            <wp:docPr id="813411850" name="Рисунок 1"/>
+            <wp:cNvGraphicFramePr>
+              <a:graphicFrameLocks xmlns:a="http://schemas.openxmlformats.org/drawingml/2006/main" noChangeAspect="1"/>
+            </wp:cNvGraphicFramePr>
+            <a:graphic xmlns:a="http://schemas.openxmlformats.org/drawingml/2006/main">
+              <a:graphicData uri="http://schemas.openxmlformats.org/drawingml/2006/picture">
+                <pic:pic xmlns:pic="http://schemas.openxmlformats.org/drawingml/2006/picture">
+                  <pic:nvPicPr>
+                    <pic:cNvPr id="813411850" name=""/>
+                    <pic:cNvPicPr/>
+                  </pic:nvPicPr>
+                  <pic:blipFill>
+                    <a:blip r:embed="rId12"/>
+                    <a:stretch>
+                      <a:fillRect/>
+                    </a:stretch>
+                  </pic:blipFill>
+                  <pic:spPr>
+                    <a:xfrm>
+                      <a:off x="0" y="0"/>
+                      <a:ext cx="5393963" cy="2991532"/>
+                    </a:xfrm>
+                    <a:prstGeom prst="rect">
+                      <a:avLst/>
+                    </a:prstGeom>
+                  </pic:spPr>
+                </pic:pic>
+              </a:graphicData>
+            </a:graphic>
+          </wp:inline>
+        </w:drawing>
+      </w:r>
+    </w:p>
+    <w:p>
+      <w:pPr>
+        <w:ind w:left="360"/>
+        <w:jc w:val="center"/>
+        <w:rPr>
+          <w:sz w:val="28"/>
+          <w:szCs w:val="28"/>
+        </w:rPr>
+      </w:pPr>
+      <w:r>
+        <w:rPr>
+          <w:sz w:val="28"/>
+          <w:szCs w:val="28"/>
+        </w:rPr>
+        <w:t>рисунок 3 (вивід таблиці)</w:t>
+      </w:r>
+    </w:p>
+    <w:p>
+      <w:pPr>
+        <w:ind w:left="360"/>
+        <w:jc w:val="center"/>
+        <w:rPr>
+          <w:sz w:val="28"/>
+          <w:szCs w:val="28"/>
+        </w:rPr>
+      </w:pPr>
+      <w:r>
+        <w:rPr>
+          <w:noProof/>
+          <w:sz w:val="28"/>
+          <w:szCs w:val="28"/>
+        </w:rPr>
+        <w:drawing>
+          <wp:inline distT="0" distB="0" distL="0" distR="0" wp14:anchorId="596611F0" wp14:editId="2DBB62EB">
+            <wp:extent cx="5334000" cy="3738060"/>
+            <wp:effectExtent l="0" t="0" r="0" b="0"/>
+            <wp:docPr id="663636672" name="Рисунок 1"/>
+            <wp:cNvGraphicFramePr>
+              <a:graphicFrameLocks xmlns:a="http://schemas.openxmlformats.org/drawingml/2006/main" noChangeAspect="1"/>
+            </wp:cNvGraphicFramePr>
+            <a:graphic xmlns:a="http://schemas.openxmlformats.org/drawingml/2006/main">
+              <a:graphicData uri="http://schemas.openxmlformats.org/drawingml/2006/picture">
+                <pic:pic xmlns:pic="http://schemas.openxmlformats.org/drawingml/2006/picture">
+                  <pic:nvPicPr>
+                    <pic:cNvPr id="663636672" name=""/>
+                    <pic:cNvPicPr/>
+                  </pic:nvPicPr>
+                  <pic:blipFill>
+                    <a:blip r:embed="rId13"/>
+                    <a:stretch>
+                      <a:fillRect/>
+                    </a:stretch>
+                  </pic:blipFill>
+                  <pic:spPr>
+                    <a:xfrm>
+                      <a:off x="0" y="0"/>
+                      <a:ext cx="5342567" cy="3744064"/>
+                    </a:xfrm>
+                    <a:prstGeom prst="rect">
+                      <a:avLst/>
+                    </a:prstGeom>
+                  </pic:spPr>
+                </pic:pic>
+              </a:graphicData>
+            </a:graphic>
+          </wp:inline>
+        </w:drawing>
+      </w:r>
+    </w:p>
+    <w:p>
+      <w:pPr>
+        <w:ind w:left="360"/>
+        <w:jc w:val="center"/>
+        <w:rPr>
+          <w:sz w:val="28"/>
+          <w:szCs w:val="28"/>
+        </w:rPr>
+      </w:pPr>
+      <w:r>
+        <w:rPr>
+          <w:sz w:val="28"/>
+          <w:szCs w:val="28"/>
+        </w:rPr>
+        <w:t>Рисунок 4 (взаємодія з користувачем та вивід по айді)</w:t>
+      </w:r>
+    </w:p>
+    <w:p>
+      <w:pPr>
+        <w:ind w:left="360"/>
+        <w:jc w:val="center"/>
+        <w:rPr>
+          <w:sz w:val="28"/>
+          <w:szCs w:val="28"/>
+          <w:lang w:val="ru-RU"/>
+        </w:rPr>
+      </w:pPr>
+      <w:r>
+        <w:rPr>
+          <w:b/>
+          <w:bCs/>
+          <w:sz w:val="28"/>
+          <w:szCs w:val="28"/>
+        </w:rPr>
+        <w:lastRenderedPageBreak/>
         <w:t>Висновок:</w:t>
       </w:r>
       <w:r>
@@ -814,289 +1376,39 @@
           <w:szCs w:val="28"/>
           <w:lang w:val="ru-RU"/>
         </w:rPr>
-        <w:t xml:space="preserve"> </w:t>
-      </w:r>
-      <w:proofErr w:type="spellStart"/>
+        <w:t xml:space="preserve"> ознайомився з синтаксом мови програмування </w:t>
+      </w:r>
+      <w:r>
+        <w:rPr>
+          <w:sz w:val="28"/>
+          <w:szCs w:val="28"/>
+          <w:lang w:val="en-US"/>
+        </w:rPr>
+        <w:t>C</w:t>
+      </w:r>
       <w:r>
         <w:rPr>
           <w:sz w:val="28"/>
           <w:szCs w:val="28"/>
           <w:lang w:val="ru-RU"/>
         </w:rPr>
-        <w:t>ознайомився</w:t>
-      </w:r>
-      <w:proofErr w:type="spellEnd"/>
+        <w:t xml:space="preserve">, </w:t>
+      </w:r>
       <w:r>
         <w:rPr>
           <w:sz w:val="28"/>
           <w:szCs w:val="28"/>
           <w:lang w:val="ru-RU"/>
         </w:rPr>
-        <w:t xml:space="preserve"> з </w:t>
-      </w:r>
-      <w:proofErr w:type="spellStart"/>
+        <w:t xml:space="preserve">попрацював з </w:t>
+      </w:r>
       <w:r>
         <w:rPr>
           <w:sz w:val="28"/>
           <w:szCs w:val="28"/>
           <w:lang w:val="ru-RU"/>
         </w:rPr>
-        <w:t>синтаксом</w:t>
-      </w:r>
-      <w:proofErr w:type="spellEnd"/>
-      <w:r>
-        <w:rPr>
-          <w:sz w:val="28"/>
-          <w:szCs w:val="28"/>
-          <w:lang w:val="ru-RU"/>
-        </w:rPr>
-        <w:t xml:space="preserve"> </w:t>
-      </w:r>
-      <w:proofErr w:type="spellStart"/>
-      <w:r>
-        <w:rPr>
-          <w:sz w:val="28"/>
-          <w:szCs w:val="28"/>
-          <w:lang w:val="ru-RU"/>
-        </w:rPr>
-        <w:t>мови</w:t>
-      </w:r>
-      <w:proofErr w:type="spellEnd"/>
-      <w:r>
-        <w:rPr>
-          <w:sz w:val="28"/>
-          <w:szCs w:val="28"/>
-          <w:lang w:val="ru-RU"/>
-        </w:rPr>
-        <w:t xml:space="preserve"> </w:t>
-      </w:r>
-      <w:proofErr w:type="spellStart"/>
-      <w:r>
-        <w:rPr>
-          <w:sz w:val="28"/>
-          <w:szCs w:val="28"/>
-          <w:lang w:val="ru-RU"/>
-        </w:rPr>
-        <w:t>програмування</w:t>
-      </w:r>
-      <w:proofErr w:type="spellEnd"/>
-      <w:r>
-        <w:rPr>
-          <w:sz w:val="28"/>
-          <w:szCs w:val="28"/>
-          <w:lang w:val="ru-RU"/>
-        </w:rPr>
-        <w:t xml:space="preserve"> </w:t>
-      </w:r>
-      <w:r>
-        <w:rPr>
-          <w:sz w:val="28"/>
-          <w:szCs w:val="28"/>
-          <w:lang w:val="en-US"/>
-        </w:rPr>
-        <w:t>C</w:t>
-      </w:r>
-      <w:r>
-        <w:rPr>
-          <w:sz w:val="28"/>
-          <w:szCs w:val="28"/>
-          <w:lang w:val="ru-RU"/>
-        </w:rPr>
-        <w:t xml:space="preserve">, </w:t>
-      </w:r>
-      <w:proofErr w:type="spellStart"/>
-      <w:r>
-        <w:rPr>
-          <w:sz w:val="28"/>
-          <w:szCs w:val="28"/>
-          <w:lang w:val="ru-RU"/>
-        </w:rPr>
-        <w:t>попрацював</w:t>
-      </w:r>
-      <w:proofErr w:type="spellEnd"/>
-      <w:r>
-        <w:rPr>
-          <w:sz w:val="28"/>
-          <w:szCs w:val="28"/>
-          <w:lang w:val="ru-RU"/>
-        </w:rPr>
-        <w:t xml:space="preserve"> з </w:t>
-      </w:r>
-      <w:proofErr w:type="spellStart"/>
-      <w:r>
-        <w:rPr>
-          <w:sz w:val="28"/>
-          <w:szCs w:val="28"/>
-          <w:lang w:val="ru-RU"/>
-        </w:rPr>
-        <w:t>вказівниками</w:t>
-      </w:r>
-      <w:proofErr w:type="spellEnd"/>
-      <w:r>
-        <w:rPr>
-          <w:sz w:val="28"/>
-          <w:szCs w:val="28"/>
-          <w:lang w:val="ru-RU"/>
-        </w:rPr>
-        <w:t xml:space="preserve"> та </w:t>
-      </w:r>
-      <w:proofErr w:type="spellStart"/>
-      <w:r>
-        <w:rPr>
-          <w:sz w:val="28"/>
-          <w:szCs w:val="28"/>
-          <w:lang w:val="ru-RU"/>
-        </w:rPr>
-        <w:t>функціями</w:t>
-      </w:r>
-      <w:proofErr w:type="spellEnd"/>
-      <w:r>
-        <w:rPr>
-          <w:sz w:val="28"/>
-          <w:szCs w:val="28"/>
-          <w:lang w:val="ru-RU"/>
-        </w:rPr>
-        <w:t xml:space="preserve"> для </w:t>
-      </w:r>
-      <w:proofErr w:type="spellStart"/>
-      <w:r>
-        <w:rPr>
-          <w:sz w:val="28"/>
-          <w:szCs w:val="28"/>
-          <w:lang w:val="ru-RU"/>
-        </w:rPr>
-        <w:t>виділення</w:t>
-      </w:r>
-      <w:proofErr w:type="spellEnd"/>
-      <w:r>
-        <w:rPr>
-          <w:sz w:val="28"/>
-          <w:szCs w:val="28"/>
-          <w:lang w:val="ru-RU"/>
-        </w:rPr>
-        <w:t xml:space="preserve"> </w:t>
-      </w:r>
-      <w:proofErr w:type="spellStart"/>
-      <w:r>
-        <w:rPr>
-          <w:sz w:val="28"/>
-          <w:szCs w:val="28"/>
-          <w:lang w:val="ru-RU"/>
-        </w:rPr>
-        <w:t>пам</w:t>
-      </w:r>
-      <w:r>
-        <w:rPr>
-          <w:sz w:val="28"/>
-          <w:szCs w:val="28"/>
-          <w:lang w:val="ru-RU"/>
-        </w:rPr>
-        <w:t>’</w:t>
-      </w:r>
-      <w:r>
-        <w:rPr>
-          <w:sz w:val="28"/>
-          <w:szCs w:val="28"/>
-          <w:lang w:val="ru-RU"/>
-        </w:rPr>
-        <w:t>яті</w:t>
-      </w:r>
-      <w:proofErr w:type="spellEnd"/>
-      <w:r>
-        <w:rPr>
-          <w:sz w:val="28"/>
-          <w:szCs w:val="28"/>
-          <w:lang w:val="ru-RU"/>
-        </w:rPr>
-        <w:t>.</w:t>
-      </w:r>
-      <w:r>
-        <w:rPr>
-          <w:sz w:val="28"/>
-          <w:szCs w:val="28"/>
-          <w:lang w:val="ru-RU"/>
-        </w:rPr>
-        <w:t xml:space="preserve"> </w:t>
-      </w:r>
-      <w:proofErr w:type="spellStart"/>
-      <w:r>
-        <w:rPr>
-          <w:sz w:val="28"/>
-          <w:szCs w:val="28"/>
-          <w:lang w:val="ru-RU"/>
-        </w:rPr>
-        <w:t>Обробив</w:t>
-      </w:r>
-      <w:proofErr w:type="spellEnd"/>
-      <w:r>
-        <w:rPr>
-          <w:sz w:val="28"/>
-          <w:szCs w:val="28"/>
-          <w:lang w:val="ru-RU"/>
-        </w:rPr>
-        <w:t xml:space="preserve"> </w:t>
-      </w:r>
-      <w:proofErr w:type="spellStart"/>
-      <w:r>
-        <w:rPr>
-          <w:sz w:val="28"/>
-          <w:szCs w:val="28"/>
-          <w:lang w:val="ru-RU"/>
-        </w:rPr>
-        <w:t>помилкі</w:t>
-      </w:r>
-      <w:proofErr w:type="spellEnd"/>
-      <w:r>
-        <w:rPr>
-          <w:sz w:val="28"/>
-          <w:szCs w:val="28"/>
-          <w:lang w:val="ru-RU"/>
-        </w:rPr>
-        <w:t xml:space="preserve"> та </w:t>
-      </w:r>
-      <w:proofErr w:type="spellStart"/>
-      <w:r>
-        <w:rPr>
-          <w:sz w:val="28"/>
-          <w:szCs w:val="28"/>
-          <w:lang w:val="ru-RU"/>
-        </w:rPr>
-        <w:t>протестував</w:t>
-      </w:r>
-      <w:proofErr w:type="spellEnd"/>
-      <w:r>
-        <w:rPr>
-          <w:sz w:val="28"/>
-          <w:szCs w:val="28"/>
-          <w:lang w:val="ru-RU"/>
-        </w:rPr>
-        <w:t xml:space="preserve"> </w:t>
-      </w:r>
-      <w:proofErr w:type="spellStart"/>
-      <w:r>
-        <w:rPr>
-          <w:sz w:val="28"/>
-          <w:szCs w:val="28"/>
-          <w:lang w:val="ru-RU"/>
-        </w:rPr>
-        <w:t>програму</w:t>
-      </w:r>
-      <w:proofErr w:type="spellEnd"/>
-      <w:r>
-        <w:rPr>
-          <w:sz w:val="28"/>
-          <w:szCs w:val="28"/>
-          <w:lang w:val="ru-RU"/>
-        </w:rPr>
-        <w:t>.</w:t>
-      </w:r>
-      <w:r>
-        <w:rPr>
-          <w:sz w:val="28"/>
-          <w:szCs w:val="28"/>
-          <w:lang w:val="ru-RU"/>
-        </w:rPr>
-        <w:t xml:space="preserve"> </w:t>
+        <w:t>структурами.</w:t>
       </w:r>
     </w:p>
     <w:p>
@@ -2973,6 +3285,7 @@
   <w:style w:type="character" w:default="1" w:styleId="a0">
     <w:name w:val="Default Paragraph Font"/>
     <w:uiPriority w:val="1"/>
+    <w:semiHidden/>
     <w:unhideWhenUsed/>
   </w:style>
   <w:style w:type="table" w:default="1" w:styleId="a1">
